--- a/Second_Nature_Card_Index.docx
+++ b/Second_Nature_Card_Index.docx
@@ -268,7 +268,7 @@
                 <w:sz w:val="16"/>
                 <w:szCs w:val="16"/>
               </w:rPr>
-              <w:t xml:space="preserve">https://github.com/aetherwatchoracle/Second-Nature/blob/main/1.jpg</w:t>
+              <w:t>https://raw.githubusercontent.com/aetherwatchoracle/Second-Nature/main/1.jpg</w:t>
             </w:r>
           </w:p>
         </w:tc>
@@ -375,7 +375,7 @@
                 <w:sz w:val="16"/>
                 <w:szCs w:val="16"/>
               </w:rPr>
-              <w:t xml:space="preserve">https://github.com/aetherwatchoracle/Second-Nature/blob/main/6.jpg</w:t>
+              <w:t>https://raw.githubusercontent.com/aetherwatchoracle/Second-Nature/main/6.jpg</w:t>
             </w:r>
           </w:p>
         </w:tc>
@@ -482,7 +482,7 @@
                 <w:sz w:val="16"/>
                 <w:szCs w:val="16"/>
               </w:rPr>
-              <w:t xml:space="preserve">https://github.com/aetherwatchoracle/Second-Nature/blob/main/9.jpg</w:t>
+              <w:t>https://raw.githubusercontent.com/aetherwatchoracle/Second-Nature/main/9.jpg</w:t>
             </w:r>
           </w:p>
         </w:tc>
@@ -589,7 +589,7 @@
                 <w:sz w:val="16"/>
                 <w:szCs w:val="16"/>
               </w:rPr>
-              <w:t xml:space="preserve">https://github.com/aetherwatchoracle/Second-Nature/blob/main/11.jpg</w:t>
+              <w:t>https://raw.githubusercontent.com/aetherwatchoracle/Second-Nature/main/11.jpg</w:t>
             </w:r>
           </w:p>
         </w:tc>
@@ -696,7 +696,7 @@
                 <w:sz w:val="16"/>
                 <w:szCs w:val="16"/>
               </w:rPr>
-              <w:t xml:space="preserve">https://github.com/aetherwatchoracle/Second-Nature/blob/main/13.jpg</w:t>
+              <w:t>https://raw.githubusercontent.com/aetherwatchoracle/Second-Nature/main/13.jpg</w:t>
             </w:r>
           </w:p>
         </w:tc>
@@ -803,7 +803,7 @@
                 <w:sz w:val="16"/>
                 <w:szCs w:val="16"/>
               </w:rPr>
-              <w:t xml:space="preserve">https://github.com/aetherwatchoracle/Second-Nature/blob/main/14.jpg</w:t>
+              <w:t>https://raw.githubusercontent.com/aetherwatchoracle/Second-Nature/main/14.jpg</w:t>
             </w:r>
           </w:p>
         </w:tc>
@@ -910,7 +910,7 @@
                 <w:sz w:val="16"/>
                 <w:szCs w:val="16"/>
               </w:rPr>
-              <w:t xml:space="preserve">https://github.com/aetherwatchoracle/Second-Nature/blob/main/15.jpg</w:t>
+              <w:t>https://raw.githubusercontent.com/aetherwatchoracle/Second-Nature/main/15.jpg</w:t>
             </w:r>
           </w:p>
         </w:tc>
@@ -1017,7 +1017,7 @@
                 <w:sz w:val="16"/>
                 <w:szCs w:val="16"/>
               </w:rPr>
-              <w:t xml:space="preserve">https://github.com/aetherwatchoracle/Second-Nature/blob/main/21.jpg</w:t>
+              <w:t>https://raw.githubusercontent.com/aetherwatchoracle/Second-Nature/main/21.jpg</w:t>
             </w:r>
           </w:p>
         </w:tc>
@@ -1124,7 +1124,7 @@
                 <w:sz w:val="16"/>
                 <w:szCs w:val="16"/>
               </w:rPr>
-              <w:t xml:space="preserve">https://github.com/aetherwatchoracle/Second-Nature/blob/main/37.jpg</w:t>
+              <w:t>https://raw.githubusercontent.com/aetherwatchoracle/Second-Nature/main/37.jpg</w:t>
             </w:r>
           </w:p>
         </w:tc>
@@ -1231,7 +1231,7 @@
                 <w:sz w:val="16"/>
                 <w:szCs w:val="16"/>
               </w:rPr>
-              <w:t xml:space="preserve">https://github.com/aetherwatchoracle/Second-Nature/blob/main/42.jpg</w:t>
+              <w:t>https://raw.githubusercontent.com/aetherwatchoracle/Second-Nature/main/42.jpg</w:t>
             </w:r>
           </w:p>
         </w:tc>
@@ -1338,7 +1338,7 @@
                 <w:sz w:val="16"/>
                 <w:szCs w:val="16"/>
               </w:rPr>
-              <w:t xml:space="preserve">https://github.com/aetherwatchoracle/Second-Nature/blob/main/45.jpg</w:t>
+              <w:t>https://raw.githubusercontent.com/aetherwatchoracle/Second-Nature/main/45.jpg</w:t>
             </w:r>
           </w:p>
         </w:tc>
@@ -1445,7 +1445,7 @@
                 <w:sz w:val="16"/>
                 <w:szCs w:val="16"/>
               </w:rPr>
-              <w:t xml:space="preserve">https://github.com/aetherwatchoracle/Second-Nature/blob/main/50.jpg</w:t>
+              <w:t>https://raw.githubusercontent.com/aetherwatchoracle/Second-Nature/main/50.jpg</w:t>
             </w:r>
           </w:p>
         </w:tc>
@@ -1552,7 +1552,7 @@
                 <w:sz w:val="16"/>
                 <w:szCs w:val="16"/>
               </w:rPr>
-              <w:t xml:space="preserve">https://github.com/aetherwatchoracle/Second-Nature/blob/main/58.jpg</w:t>
+              <w:t>https://raw.githubusercontent.com/aetherwatchoracle/Second-Nature/main/58.jpg</w:t>
             </w:r>
           </w:p>
         </w:tc>
@@ -1659,7 +1659,7 @@
                 <w:sz w:val="16"/>
                 <w:szCs w:val="16"/>
               </w:rPr>
-              <w:t xml:space="preserve">https://github.com/aetherwatchoracle/Second-Nature/blob/main/65.jpg</w:t>
+              <w:t>https://raw.githubusercontent.com/aetherwatchoracle/Second-Nature/main/65.jpg</w:t>
             </w:r>
           </w:p>
         </w:tc>
@@ -1766,7 +1766,7 @@
                 <w:sz w:val="16"/>
                 <w:szCs w:val="16"/>
               </w:rPr>
-              <w:t xml:space="preserve">https://github.com/aetherwatchoracle/Second-Nature/blob/main/68.jpg</w:t>
+              <w:t>https://raw.githubusercontent.com/aetherwatchoracle/Second-Nature/main/68.jpg</w:t>
             </w:r>
           </w:p>
         </w:tc>
@@ -1873,7 +1873,7 @@
                 <w:sz w:val="16"/>
                 <w:szCs w:val="16"/>
               </w:rPr>
-              <w:t xml:space="preserve">https://github.com/aetherwatchoracle/Second-Nature/blob/main/71.jpg</w:t>
+              <w:t>https://raw.githubusercontent.com/aetherwatchoracle/Second-Nature/main/71.jpg</w:t>
             </w:r>
           </w:p>
         </w:tc>
@@ -1980,7 +1980,7 @@
                 <w:sz w:val="16"/>
                 <w:szCs w:val="16"/>
               </w:rPr>
-              <w:t xml:space="preserve">https://github.com/aetherwatchoracle/Second-Nature/blob/main/92.jpg</w:t>
+              <w:t>https://raw.githubusercontent.com/aetherwatchoracle/Second-Nature/main/92.jpg</w:t>
             </w:r>
           </w:p>
         </w:tc>
@@ -2087,7 +2087,7 @@
                 <w:sz w:val="16"/>
                 <w:szCs w:val="16"/>
               </w:rPr>
-              <w:t xml:space="preserve">https://github.com/aetherwatchoracle/Second-Nature/blob/main/94.jpg</w:t>
+              <w:t>https://raw.githubusercontent.com/aetherwatchoracle/Second-Nature/main/94.jpg</w:t>
             </w:r>
           </w:p>
         </w:tc>
@@ -2194,7 +2194,7 @@
                 <w:sz w:val="16"/>
                 <w:szCs w:val="16"/>
               </w:rPr>
-              <w:t xml:space="preserve">https://github.com/aetherwatchoracle/Second-Nature/blob/main/98.jpg</w:t>
+              <w:t>https://raw.githubusercontent.com/aetherwatchoracle/Second-Nature/main/98.jpg</w:t>
             </w:r>
           </w:p>
         </w:tc>
@@ -2301,7 +2301,7 @@
                 <w:sz w:val="16"/>
                 <w:szCs w:val="16"/>
               </w:rPr>
-              <w:t xml:space="preserve">https://github.com/aetherwatchoracle/Second-Nature/blob/main/101.jpg</w:t>
+              <w:t>https://raw.githubusercontent.com/aetherwatchoracle/Second-Nature/main/101.jpg</w:t>
             </w:r>
           </w:p>
         </w:tc>
@@ -2408,7 +2408,7 @@
                 <w:sz w:val="16"/>
                 <w:szCs w:val="16"/>
               </w:rPr>
-              <w:t xml:space="preserve">https://github.com/aetherwatchoracle/Second-Nature/blob/main/138.jpg</w:t>
+              <w:t>https://raw.githubusercontent.com/aetherwatchoracle/Second-Nature/main/138.jpg</w:t>
             </w:r>
           </w:p>
         </w:tc>
@@ -2515,7 +2515,7 @@
                 <w:sz w:val="16"/>
                 <w:szCs w:val="16"/>
               </w:rPr>
-              <w:t xml:space="preserve">https://github.com/aetherwatchoracle/Second-Nature/blob/main/215.jpg</w:t>
+              <w:t>https://raw.githubusercontent.com/aetherwatchoracle/Second-Nature/main/215.jpg</w:t>
             </w:r>
           </w:p>
         </w:tc>
@@ -2622,7 +2622,7 @@
                 <w:sz w:val="16"/>
                 <w:szCs w:val="16"/>
               </w:rPr>
-              <w:t xml:space="preserve">https://github.com/aetherwatchoracle/Second-Nature/blob/main/222.jpg</w:t>
+              <w:t>https://raw.githubusercontent.com/aetherwatchoracle/Second-Nature/main/222.jpg</w:t>
             </w:r>
           </w:p>
         </w:tc>
@@ -2729,7 +2729,7 @@
                 <w:sz w:val="16"/>
                 <w:szCs w:val="16"/>
               </w:rPr>
-              <w:t xml:space="preserve">https://github.com/aetherwatchoracle/Second-Nature/blob/main/404.jpg</w:t>
+              <w:t>https://raw.githubusercontent.com/aetherwatchoracle/Second-Nature/main/404.jpg</w:t>
             </w:r>
           </w:p>
         </w:tc>
@@ -2836,7 +2836,7 @@
                 <w:sz w:val="16"/>
                 <w:szCs w:val="16"/>
               </w:rPr>
-              <w:t xml:space="preserve">https://github.com/aetherwatchoracle/Second-Nature/blob/main/525.jpg</w:t>
+              <w:t>https://raw.githubusercontent.com/aetherwatchoracle/Second-Nature/main/525.jpg</w:t>
             </w:r>
           </w:p>
         </w:tc>
@@ -2943,7 +2943,7 @@
                 <w:sz w:val="16"/>
                 <w:szCs w:val="16"/>
               </w:rPr>
-              <w:t xml:space="preserve">https://github.com/aetherwatchoracle/Second-Nature/blob/main/531.jpg</w:t>
+              <w:t>https://raw.githubusercontent.com/aetherwatchoracle/Second-Nature/main/531.jpg</w:t>
             </w:r>
           </w:p>
         </w:tc>
@@ -3050,7 +3050,7 @@
                 <w:sz w:val="16"/>
                 <w:szCs w:val="16"/>
               </w:rPr>
-              <w:t xml:space="preserve">https://github.com/aetherwatchoracle/Second-Nature/blob/main/541.jpg</w:t>
+              <w:t>https://raw.githubusercontent.com/aetherwatchoracle/Second-Nature/main/541.jpg</w:t>
             </w:r>
           </w:p>
         </w:tc>
@@ -3157,7 +3157,7 @@
                 <w:sz w:val="16"/>
                 <w:szCs w:val="16"/>
               </w:rPr>
-              <w:t xml:space="preserve">https://github.com/aetherwatchoracle/Second-Nature/blob/main/616.jpg</w:t>
+              <w:t>https://raw.githubusercontent.com/aetherwatchoracle/Second-Nature/main/616.jpg</w:t>
             </w:r>
           </w:p>
         </w:tc>
@@ -3264,7 +3264,7 @@
                 <w:sz w:val="16"/>
                 <w:szCs w:val="16"/>
               </w:rPr>
-              <w:t xml:space="preserve">https://github.com/aetherwatchoracle/Second-Nature/blob/main/664.jpg</w:t>
+              <w:t>https://raw.githubusercontent.com/aetherwatchoracle/Second-Nature/main/664.jpg</w:t>
             </w:r>
           </w:p>
         </w:tc>
@@ -3371,7 +3371,7 @@
                 <w:sz w:val="16"/>
                 <w:szCs w:val="16"/>
               </w:rPr>
-              <w:t xml:space="preserve">https://github.com/aetherwatchoracle/Second-Nature/blob/main/682.jpg</w:t>
+              <w:t>https://raw.githubusercontent.com/aetherwatchoracle/Second-Nature/main/682.jpg</w:t>
             </w:r>
           </w:p>
         </w:tc>
@@ -3478,7 +3478,7 @@
                 <w:sz w:val="16"/>
                 <w:szCs w:val="16"/>
               </w:rPr>
-              <w:t xml:space="preserve">https://github.com/aetherwatchoracle/Second-Nature/blob/main/771.jpg</w:t>
+              <w:t>https://raw.githubusercontent.com/aetherwatchoracle/Second-Nature/main/771.jpg</w:t>
             </w:r>
           </w:p>
         </w:tc>
@@ -3585,7 +3585,7 @@
                 <w:sz w:val="16"/>
                 <w:szCs w:val="16"/>
               </w:rPr>
-              <w:t xml:space="preserve">https://github.com/aetherwatchoracle/Second-Nature/blob/main/783.jpg</w:t>
+              <w:t>https://raw.githubusercontent.com/aetherwatchoracle/Second-Nature/main/783.jpg</w:t>
             </w:r>
           </w:p>
         </w:tc>
@@ -3692,7 +3692,7 @@
                 <w:sz w:val="16"/>
                 <w:szCs w:val="16"/>
               </w:rPr>
-              <w:t xml:space="preserve">https://github.com/aetherwatchoracle/Second-Nature/blob/main/808.jpg</w:t>
+              <w:t>https://raw.githubusercontent.com/aetherwatchoracle/Second-Nature/main/808.jpg</w:t>
             </w:r>
           </w:p>
         </w:tc>
@@ -3799,7 +3799,7 @@
                 <w:sz w:val="16"/>
                 <w:szCs w:val="16"/>
               </w:rPr>
-              <w:t xml:space="preserve">https://github.com/aetherwatchoracle/Second-Nature/blob/main/813.jpg</w:t>
+              <w:t>https://raw.githubusercontent.com/aetherwatchoracle/Second-Nature/main/813.jpg</w:t>
             </w:r>
           </w:p>
         </w:tc>
@@ -3906,7 +3906,7 @@
                 <w:sz w:val="16"/>
                 <w:szCs w:val="16"/>
               </w:rPr>
-              <w:t xml:space="preserve">https://github.com/aetherwatchoracle/Second-Nature/blob/main/848.jpg</w:t>
+              <w:t>https://raw.githubusercontent.com/aetherwatchoracle/Second-Nature/main/848.jpg</w:t>
             </w:r>
           </w:p>
         </w:tc>
@@ -4013,7 +4013,7 @@
                 <w:sz w:val="16"/>
                 <w:szCs w:val="16"/>
               </w:rPr>
-              <w:t xml:space="preserve">https://github.com/aetherwatchoracle/Second-Nature/blob/main/1007.jpg</w:t>
+              <w:t>https://raw.githubusercontent.com/aetherwatchoracle/Second-Nature/main/1007.jpg</w:t>
             </w:r>
           </w:p>
         </w:tc>
@@ -4120,7 +4120,7 @@
                 <w:sz w:val="16"/>
                 <w:szCs w:val="16"/>
               </w:rPr>
-              <w:t xml:space="preserve">https://github.com/aetherwatchoracle/Second-Nature/blob/main/1221.jpg</w:t>
+              <w:t>https://raw.githubusercontent.com/aetherwatchoracle/Second-Nature/main/1221.jpg</w:t>
             </w:r>
           </w:p>
         </w:tc>
@@ -4227,7 +4227,7 @@
                 <w:sz w:val="16"/>
                 <w:szCs w:val="16"/>
               </w:rPr>
-              <w:t xml:space="preserve">https://github.com/aetherwatchoracle/Second-Nature/blob/main/1978.jpg</w:t>
+              <w:t>https://raw.githubusercontent.com/aetherwatchoracle/Second-Nature/main/1978.jpg</w:t>
             </w:r>
           </w:p>
         </w:tc>
@@ -4334,7 +4334,7 @@
                 <w:sz w:val="16"/>
                 <w:szCs w:val="16"/>
               </w:rPr>
-              <w:t xml:space="preserve">https://github.com/aetherwatchoracle/Second-Nature/blob/main/2005.jpg</w:t>
+              <w:t>https://raw.githubusercontent.com/aetherwatchoracle/Second-Nature/main/2005.jpg</w:t>
             </w:r>
           </w:p>
         </w:tc>
@@ -4441,7 +4441,7 @@
                 <w:sz w:val="16"/>
                 <w:szCs w:val="16"/>
               </w:rPr>
-              <w:t xml:space="preserve">https://github.com/aetherwatchoracle/Second-Nature/blob/main/3333.jpg</w:t>
+              <w:t>https://raw.githubusercontent.com/aetherwatchoracle/Second-Nature/main/3333.jpg</w:t>
             </w:r>
           </w:p>
         </w:tc>
@@ -4548,7 +4548,7 @@
                 <w:sz w:val="16"/>
                 <w:szCs w:val="16"/>
               </w:rPr>
-              <w:t xml:space="preserve">https://github.com/aetherwatchoracle/Second-Nature/blob/main/4004.jpg</w:t>
+              <w:t>https://raw.githubusercontent.com/aetherwatchoracle/Second-Nature/main/4004.jpg</w:t>
             </w:r>
           </w:p>
         </w:tc>
@@ -4655,7 +4655,7 @@
                 <w:sz w:val="16"/>
                 <w:szCs w:val="16"/>
               </w:rPr>
-              <w:t xml:space="preserve">https://github.com/aetherwatchoracle/Second-Nature/blob/main/5002.jpg</w:t>
+              <w:t>https://raw.githubusercontent.com/aetherwatchoracle/Second-Nature/main/5002.jpg</w:t>
             </w:r>
           </w:p>
         </w:tc>
@@ -4762,7 +4762,7 @@
                 <w:sz w:val="16"/>
                 <w:szCs w:val="16"/>
               </w:rPr>
-              <w:t xml:space="preserve">https://github.com/aetherwatchoracle/Second-Nature/blob/main/7234.jpg</w:t>
+              <w:t>https://raw.githubusercontent.com/aetherwatchoracle/Second-Nature/main/7234.jpg</w:t>
             </w:r>
           </w:p>
         </w:tc>
@@ -4869,7 +4869,7 @@
                 <w:sz w:val="16"/>
                 <w:szCs w:val="16"/>
               </w:rPr>
-              <w:t xml:space="preserve">https://github.com/aetherwatchoracle/Second-Nature/blob/main/9000.jpg</w:t>
+              <w:t>https://raw.githubusercontent.com/aetherwatchoracle/Second-Nature/main/9000.jpg</w:t>
             </w:r>
           </w:p>
         </w:tc>
